--- a/Files/01 - Bereshis/09 - Vayaishev/5784/Vayaishev 5784.docx
+++ b/Files/01 - Bereshis/09 - Vayaishev/5784/Vayaishev 5784.docx
@@ -225,7 +225,7 @@
         <w:rPr>
           <w:rFonts w:ascii="Times New Roman" w:hAnsi="Times New Roman" w:cs="Times New Roman"/>
         </w:rPr>
-        <w:t>s still within the recollection of the previous</w:t>
+        <w:t xml:space="preserve">s still within the recollection of the previous </w:t>
       </w:r>
       <w:r>
         <w:rPr>
@@ -1053,7 +1053,7 @@
         <w:rPr>
           <w:rFonts w:ascii="Times New Roman" w:hAnsi="Times New Roman" w:cs="Times New Roman"/>
         </w:rPr>
-        <w:t>After</w:t>
+        <w:t xml:space="preserve">After </w:t>
       </w:r>
       <w:r>
         <w:rPr>
@@ -1305,7 +1305,7 @@
         <w:rPr>
           <w:rFonts w:ascii="Times New Roman" w:hAnsi="Times New Roman" w:cs="Times New Roman"/>
         </w:rPr>
-        <w:t>. Not only did he forget the</w:t>
+        <w:t xml:space="preserve">. Not only did he forget the </w:t>
       </w:r>
       <w:r>
         <w:rPr>
